--- a/content/Bios/Ed_Underwood.docx
+++ b/content/Bios/Ed_Underwood.docx
@@ -1,206 +1,8 @@
 
 <file path=word/document.xml><?xml version="1.0" encoding="utf-8"?>
-<w:document xmlns:w14="http://schemas.microsoft.com/office/word/2010/wordml" xmlns:wp14="http://schemas.microsoft.com/office/word/2010/wordprocessingDrawing" xmlns:w="http://schemas.openxmlformats.org/wordprocessingml/2006/main" xmlns:m="http://schemas.openxmlformats.org/officeDocument/2006/math" xmlns:r="http://schemas.openxmlformats.org/officeDocument/2006/relationships" xmlns:o="urn:schemas-microsoft-com:office:office" xmlns:v="urn:schemas-microsoft-com:vml" xmlns:w10="urn:schemas-microsoft-com:office:word" xmlns:a="http://schemas.openxmlformats.org/drawingml/2006/main" xmlns:pic="http://schemas.openxmlformats.org/drawingml/2006/picture" xmlns:wp="http://schemas.openxmlformats.org/drawingml/2006/wordprocessingDrawing" xmlns:mc="http://schemas.openxmlformats.org/markup-compatibility/2006" mc:Ignorable="w14 wp14">
+<w:document xmlns:ns1="http://schemas.openxmlformats.org/markup-compatibility/2006" xmlns:ns2="http://schemas.microsoft.com/office/word/2010/wordml" xmlns:w="http://schemas.openxmlformats.org/wordprocessingml/2006/main" ns1:Ignorable="w14 wp14">
   <w:body>
-    <w:p xmlns:wp14="http://schemas.microsoft.com/office/word/2010/wordml" wp14:textId="77777777">
-      <w:pPr>
-        <w:pStyle w:val="FirstParagraph"/>
-      </w:pPr>
-      <w:r>
-        <w:rPr/>
-        <w:t>1997 Hall of Fame Inductee Edward</w:t>
-      </w:r>
-      <w:r>
-        <w:rPr/>
-        <w:t xml:space="preserve"> </w:t>
-      </w:r>
-      <w:r>
-        <w:rPr/>
-        <w:t>“Eddie”</w:t>
-      </w:r>
-      <w:r>
-        <w:rPr/>
-        <w:t xml:space="preserve"> </w:t>
-      </w:r>
-      <w:r>
-        <w:rPr/>
-        <w:t>Underwood – Ft. Morgan</w:t>
-      </w:r>
-      <w:r>
-        <w:rPr/>
-        <w:t xml:space="preserve"> </w:t>
-      </w:r>
-      <w:r>
-        <w:rPr/>
-        <w:t>Edward</w:t>
-      </w:r>
-      <w:r>
-        <w:rPr/>
-        <w:t xml:space="preserve"> </w:t>
-      </w:r>
-      <w:r>
-        <w:rPr/>
-        <w:t>“Eddie”</w:t>
-      </w:r>
-      <w:r>
-        <w:rPr/>
-        <w:t xml:space="preserve"> </w:t>
-      </w:r>
-      <w:r>
-        <w:rPr/>
-        <w:t>Underwood was a past Commander of Harold Dehaan Post #19, Fort Morgan</w:t>
-      </w:r>
-      <w:r>
-        <w:rPr/>
-        <w:t xml:space="preserve"> </w:t>
-      </w:r>
-      <w:r>
-        <w:rPr/>
-        <w:t>Colorado Department of the American Legion. He was widely known for his dedication to Legion</w:t>
-      </w:r>
-      <w:r>
-        <w:rPr/>
-        <w:t xml:space="preserve"> </w:t>
-      </w:r>
-      <w:r>
-        <w:rPr/>
-        <w:t>Baseball, serving as local chairman in Fort Morgan for over 35 years, in addition serving as State Legion</w:t>
-      </w:r>
-      <w:r>
-        <w:rPr/>
-        <w:t xml:space="preserve"> </w:t>
-      </w:r>
-      <w:r>
-        <w:rPr/>
-        <w:t>Chairman for 15 years, in 1976, he organized the State</w:t>
-      </w:r>
-      <w:r>
-        <w:rPr/>
-        <w:t xml:space="preserve"> </w:t>
-      </w:r>
-      <w:r>
-        <w:rPr/>
-        <w:t>“C”</w:t>
-      </w:r>
-      <w:r>
-        <w:rPr/>
-        <w:t xml:space="preserve"> </w:t>
-      </w:r>
-      <w:r>
-        <w:rPr/>
-        <w:t>program so that boys in a younger age</w:t>
-      </w:r>
-      <w:r>
-        <w:rPr/>
-        <w:t xml:space="preserve"> </w:t>
-      </w:r>
-      <w:r>
-        <w:rPr/>
-        <w:t>group could begin taking part in Legion Baseball Along with organizing 26 State Legion Tournaments.</w:t>
-      </w:r>
-      <w:r>
-        <w:rPr/>
-        <w:t xml:space="preserve"> </w:t>
-      </w:r>
-      <w:r>
-        <w:rPr/>
-        <w:t>He was the force behind the local Fort Morgan program, stumping all over town lining up coaches,</w:t>
-      </w:r>
-      <w:r>
-        <w:rPr/>
-        <w:t xml:space="preserve"> </w:t>
-      </w:r>
-      <w:r>
-        <w:rPr/>
-        <w:t>umpires</w:t>
-      </w:r>
-      <w:r>
-        <w:rPr/>
-        <w:t xml:space="preserve"> and sponsors. To pay the bills, he set up Bingo games on Sunday and Wednesday nights at the</w:t>
-      </w:r>
-      <w:r>
-        <w:rPr/>
-        <w:t xml:space="preserve"> </w:t>
-      </w:r>
-      <w:r>
-        <w:rPr/>
-        <w:t xml:space="preserve">Legion Club and </w:t>
-      </w:r>
-      <w:r>
-        <w:rPr/>
-        <w:t>solicited</w:t>
-      </w:r>
-      <w:r>
-        <w:rPr/>
-        <w:t xml:space="preserve"> donations from local businesses. He always said </w:t>
-      </w:r>
-      <w:r>
-        <w:rPr/>
-        <w:t>that,</w:t>
-      </w:r>
-      <w:r>
-        <w:rPr/>
-        <w:t xml:space="preserve"> “We do it for the kids.</w:t>
-      </w:r>
-      <w:r>
-        <w:rPr/>
-        <w:t xml:space="preserve"> </w:t>
-      </w:r>
-      <w:r>
-        <w:rPr/>
-        <w:t>Without the support of the community and the Legion Post, the program never could have kept going</w:t>
-      </w:r>
-      <w:r>
-        <w:rPr/>
-        <w:t xml:space="preserve"> </w:t>
-      </w:r>
-      <w:r>
-        <w:rPr/>
-        <w:t>on.</w:t>
-      </w:r>
-      <w:r>
-        <w:rPr/>
-        <w:t xml:space="preserve"> </w:t>
-      </w:r>
-      <w:r>
-        <w:rPr/>
-        <w:t>Ed had three boys and two grandsons who played in the Legion Baseball Program at Fort Morgan. The</w:t>
-      </w:r>
-      <w:r>
-        <w:rPr/>
-        <w:t xml:space="preserve"> </w:t>
-      </w:r>
-      <w:r>
-        <w:rPr/>
-        <w:t>American Legion Baseball program lost a great man when Ed passed away Feb. 2, 1994.</w:t>
-      </w:r>
-    </w:p>
-    <w:p>
-      <w:pPr>
-        <w:pStyle w:val="BodyText"/>
-      </w:pPr>
-    </w:p>
-    <w:p>
-      <w:pPr>
-        <w:pStyle w:val="Heading2"/>
-        <w:spacing w:before="261" w:beforeAutospacing="off" w:after="261" w:afterAutospacing="off" w:line="300" w:lineRule="auto"/>
-      </w:pPr>
-      <w:r>
-        <w:rPr>
-          <w:rFonts w:ascii="Segoe UI" w:hAnsi="Segoe UI" w:eastAsia="Segoe UI" w:cs="Segoe UI"/>
-          <w:b w:val="1"/>
-          <w:bCs w:val="1"/>
-          <w:i w:val="0"/>
-          <w:iCs w:val="0"/>
-          <w:noProof w:val="0"/>
-          <w:sz w:val="31"/>
-          <w:szCs w:val="31"/>
-          <w:lang w:val="en-US"/>
-        </w:rPr>
-        <w:t>Revised Biography: Edward “Eddie” Underwood</w:t>
-      </w:r>
-    </w:p>
-    <w:p>
+    <w:p ns2:paraId="3A8A04CB" ns2:textId="65A98B10">
       <w:pPr>
         <w:spacing w:before="0" w:beforeAutospacing="off" w:after="0" w:afterAutospacing="off" w:line="300" w:lineRule="auto"/>
       </w:pPr>
@@ -219,7 +21,7 @@
         <w:t>1997 Hall of Fame Inductee – Fort Morgan</w:t>
       </w:r>
     </w:p>
-    <w:p>
+    <w:p ns2:paraId="1925BF72" ns2:textId="0D80F0BA">
       <w:pPr>
         <w:spacing w:before="0" w:beforeAutospacing="off" w:after="0" w:afterAutospacing="off" w:line="300" w:lineRule="auto"/>
         <w:rPr>
@@ -235,7 +37,7 @@
         </w:rPr>
       </w:pPr>
     </w:p>
-    <w:p>
+    <w:p ns2:paraId="575B047E" ns2:textId="169AD919">
       <w:pPr>
         <w:spacing w:before="0" w:beforeAutospacing="off" w:after="0" w:afterAutospacing="off" w:line="300" w:lineRule="auto"/>
         <w:rPr>
@@ -377,7 +179,7 @@
         <w:t>.</w:t>
       </w:r>
     </w:p>
-    <w:p>
+    <w:p ns2:paraId="0F2E4B8F" ns2:textId="3AAEE2BF">
       <w:pPr>
         <w:spacing w:before="0" w:beforeAutospacing="off" w:after="0" w:afterAutospacing="off" w:line="300" w:lineRule="auto"/>
         <w:rPr>
@@ -435,7 +237,7 @@
         <w:t xml:space="preserve"> in Legion Baseball. Over his tenure, he helped organize twenty‑six State Legion Tournaments and became a driving force behind the success of the Fort Morgan program. He worked throughout the community to secure coaches, umpires, and sponsors, ensuring that every season was fully supported.</w:t>
       </w:r>
     </w:p>
-    <w:p>
+    <w:p ns2:paraId="3B460CFD" ns2:textId="695EAB85">
       <w:pPr>
         <w:spacing w:before="0" w:beforeAutospacing="off" w:after="0" w:afterAutospacing="off" w:line="300" w:lineRule="auto"/>
         <w:rPr>
@@ -465,7 +267,7 @@
         <w:t>To help fund the program, Underwood organized Bingo nights at the Legion Club on Sundays and Wednesdays and regularly sought donations from local businesses. He often said, “We do it for the kids,” always crediting the community and the Legion Post for keeping the program strong.</w:t>
       </w:r>
     </w:p>
-    <w:p>
+    <w:p ns2:paraId="78D9D2E6" ns2:textId="5CAAECE2">
       <w:pPr>
         <w:spacing w:before="0" w:beforeAutospacing="off" w:after="0" w:afterAutospacing="off" w:line="300" w:lineRule="auto"/>
         <w:rPr>
@@ -495,7 +297,7 @@
         <w:t>Underwood’s connection to the program was personal as well—his three sons and two grandsons all played Legion Baseball in Fort Morgan. The American Legion Baseball community lost an influential and dedicated leader when he passed away on February 2, 1994.</w:t>
       </w:r>
     </w:p>
-    <w:p>
+    <w:p ns2:paraId="72941E8B" ns2:textId="00735ADF">
       <w:pPr>
         <w:pStyle w:val="BodyText"/>
       </w:pPr>
